--- a/example_articles/states/Pennsylvania/1.states_Pennsylvania_New_York_Times.docx
+++ b/example_articles/states/Pennsylvania/1.states_Pennsylvania_New_York_Times.docx
@@ -27,17 +27,17 @@
     </w:p>
     <w:p>
       <w:r>
-        <w:t>Source File: NYT/40.DOCX</w:t>
+        <w:t>Source file: NYT/40.DOCX</w:t>
       </w:r>
     </w:p>
     <w:p>
       <w:r>
-        <w:t>Raw locations result: ['Pennsylvania']</w:t>
+        <w:t>Raw locations result, 'locations': ['Pennsylvania']</w:t>
       </w:r>
     </w:p>
     <w:p>
       <w:r>
-        <w:t>states_stand_flat (Standardized): Pennsylvania</w:t>
+        <w:t>Standardized locations result, 'states_stand_flat': Pennsylvania</w:t>
       </w:r>
     </w:p>
     <w:p>

--- a/example_articles/states/Pennsylvania/1.states_Pennsylvania_New_York_Times.docx
+++ b/example_articles/states/Pennsylvania/1.states_Pennsylvania_New_York_Times.docx
@@ -7,7 +7,7 @@
         <w:pStyle w:val="Heading1"/>
       </w:pPr>
       <w:r>
-        <w:t>Pipe Bomb Explodes in Houston Church</w:t>
+        <w:t>NEWS SUMMARY</w:t>
       </w:r>
     </w:p>
     <w:p>
@@ -17,17 +17,17 @@
     </w:p>
     <w:p>
       <w:r>
-        <w:t>Date: 1990-01-31</w:t>
+        <w:t>Date: 1990-02-15</w:t>
       </w:r>
     </w:p>
     <w:p>
       <w:r>
-        <w:t>Section: Section A; Page 20, Column 1; National Desk</w:t>
+        <w:t>Section: Section A; Page 2, Column 5; Metropolitan Desk; Summary</w:t>
       </w:r>
     </w:p>
     <w:p>
       <w:r>
-        <w:t>Source file: NYT/40.DOCX</w:t>
+        <w:t>Source file: NYT/43.DOCX</w:t>
       </w:r>
     </w:p>
     <w:p>
@@ -49,49 +49,263 @@
     </w:p>
     <w:p>
       <w:r>
-        <w:t>A pipe bomb apparently mailed to one of Houston's largest churches exploded this morning, injuring the pastor's daughter, the police said.</w:t>
-        <w:br/>
-        <w:t>Federal and local investigators spent much of the day trying to determine whether there was any connection to four mail bombings in the South recently, including two bombs in December that killed a Federal judge near Birmingham, Ala., and a civil rights lawyer in Savannah, Ga.</w:t>
-        <w:br/>
-        <w:t>In a statement issued this evening Andrew J. Duffin, special agent in charge of the Federal Bureau of Investigation office in Houston, said a preliminary investigation indicated that ''there does not appear to be any similarities to those bombing devices recovered in the states of Florida, Alabama and Georgia.''</w:t>
-        <w:br/>
-        <w:t>The bomb today exploded at the Lakewood Church, an independent charismatic congregation that has a membership of more than 15,000 people almost evenly divided among white, black and Hispanic congregants.</w:t>
-        <w:br/>
-        <w:t>Victim in Good Condition</w:t>
-        <w:br/>
-        <w:t>Sgt. J. C. Mosier, a spokesman for the Houston Police Department, said, ''There is no reason to necessarily make a connection to the other bombs, but that possibility cannot be overlooked, and it is being investigated.''</w:t>
-        <w:br/>
-        <w:t>The pastor's daughter, Lisa Osteen, suffered relatively minor burns and bruises after opening the package that contained the bomb, but she did not loose consciousness. A spokesman for Ben Taub Hospital, where Miss Osteen received emergency treatment, said she was stable and in good condition.</w:t>
-        <w:br/>
-        <w:t>The Rev. John Osteen, a former Southern Baptist minister, said of his daughter's injuries: ''The Devil did his best but his best was not enough. We are just going to go on and do the Lord's work. We'll pray for those who have done this. We know that they are sick and that they need help and that Jesus is the answer to their needs.''</w:t>
-        <w:br/>
-        <w:t>Miss Osteen, the 30-year-old director of ministries for the church, was opening the package, which was addressed to her father, in the church offices when the bomb exploded at 10:40 A.M.</w:t>
+        <w:t>International    A3-21</w:t>
         <w:br/>
         <w:t xml:space="preserve"> </w:t>
         <w:br/>
-        <w:t>Bomb Contained Nails</w:t>
+        <w:t>Bonn approved additional aid of $4.1 billion for East Germany, while leaders of both Germanys welcomed the agreement of the wartime Allies to join in shaping a united Germany.</w:t>
         <w:br/>
-        <w:t>Sergeant Mosier said investigators were still trying to determine whether the package had been sent to the church through the mail or by a private delivery service.</w:t>
-        <w:br/>
-        <w:t>He said investigators were not aware of any threats to the church or its ministers. While the church is known throughout the city as a multiracial congregation, the police sergeant said, ''We don't believe it was politically active or involved in civil rights to any large degree.''</w:t>
-        <w:br/>
-        <w:t>The bomb contained nails about 7 or 8 inches long, Sergeant Mosier said. Federal investigators said that the bombs that killed the judge in Alabama and the lawyer in Georgia also contained nails, but that in those cases the nails were less than 2 inches long.</w:t>
-        <w:br/>
-        <w:t>Officials of several Federal agencies are taking part in the investigation here, Sergeant Mosier said, because ''we have an explosive apparently sent through the mails, so this is clearly the kind of thing other law-enforcement agencies need to get involved in.''</w:t>
+        <w:t xml:space="preserve">     Page A1</w:t>
         <w:br/>
         <w:t xml:space="preserve"> </w:t>
         <w:br/>
-        <w:t>Target Differences Noted</w:t>
+        <w:t>News analysis: Germany's stature once reunification takes place has become the focus of Western European governments who are bracing for a Germany rich and powerful enough to dominate European affairs.    A1</w:t>
         <w:br/>
-        <w:t>All of the previous bombings took place within the jurisdiction of the United States Court of Appeals for the 11th Circuit, which covers Alabama, Georgia and Florida, and were aimed at the court itself or at people associated with the National Association for the Advancement of Colored People.</w:t>
+        <w:t xml:space="preserve"> </w:t>
         <w:br/>
-        <w:t>Jack Killorin, a spokesman for the Bureau of Alcohol, Tobacco and Firearms in Washington, noted in a telephone interview that the target of today's bombing ''is outside the 11th Circuit'' and is very different from the previous targets.</w:t>
+        <w:t>United Germany urged to be in NATO    A18</w:t>
         <w:br/>
-        <w:t>The church complex, situated in a working-class area northeast of downtown Houston, stands out in a neighborhood dotted with truck stops and industrial parks. A 8,200-seat sanctuary completed 19 months ago includes rooms for the broadcasting of weekly services to 18 television stations around the country.</w:t>
+        <w:t xml:space="preserve"> </w:t>
         <w:br/>
-        <w:t>Among those who have attended services at the Lakewood Church are the King and Queen of Tonga; Charles W. Colson, the Watergate defendant who turned evangelist, and Pat Robertson, the television evangelist who sought the Republican Presidential nomination in 1988.</w:t>
+        <w:t>Moscow is reticent on Germanys    A18</w:t>
         <w:br/>
-        <w:t>Mr. Osteen left the Southern Baptist ministry in 1959 to found his own congregation. Services at the church often involve faith healings and speaking in tongues.</w:t>
+        <w:t xml:space="preserve"> </w:t>
+        <w:br/>
+        <w:t>News analysis: Moscow lays bare strategic weakness</w:t>
+        <w:br/>
+        <w:t xml:space="preserve">     A19</w:t>
+        <w:br/>
+        <w:t xml:space="preserve"> </w:t>
+        <w:br/>
+        <w:t>The Soviet Parliament's opening day of the new session featured speeches on the nation's social and economic crises. But lawmakers decided that they need more time to debate a request from President Gorbachev for stronger executive powers to deal with the crises.    A20</w:t>
+        <w:br/>
+        <w:t xml:space="preserve"> </w:t>
+        <w:br/>
+        <w:t>Angry politics in the Soviet heartland    A20</w:t>
+        <w:br/>
+        <w:t xml:space="preserve"> </w:t>
+        <w:br/>
+        <w:t>Albanian-Serb tension touches all in Kosovo    A20</w:t>
+        <w:br/>
+        <w:t xml:space="preserve"> </w:t>
+        <w:br/>
+        <w:t>Who is Z? Former student points to Berkely professor    A20</w:t>
+        <w:br/>
+        <w:t xml:space="preserve"> </w:t>
+        <w:br/>
+        <w:t>Prague leans toward symbolic in choice of ambassadors    A19</w:t>
+        <w:br/>
+        <w:t xml:space="preserve"> </w:t>
+        <w:br/>
+        <w:t>A large cocaine-processing complex was turned over to the Colombia Government by drug traffickers, apparently in an attempt to grab some of the spotlight that is being focused on President Bush's coming meeting on drugs.    A1</w:t>
+        <w:br/>
+        <w:t xml:space="preserve"> </w:t>
+        <w:br/>
+        <w:t>Nelson Mandela's public remarks have generally fallen short of the expectations of many whites, and some blacks, who had anticipated the kind of inspirational vision that distinguished Martin Luther King.    A21</w:t>
+        <w:br/>
+        <w:t xml:space="preserve"> </w:t>
+        <w:br/>
+        <w:t>Mandela's day: exercise and uproar    A21</w:t>
+        <w:br/>
+        <w:t xml:space="preserve"> </w:t>
+        <w:br/>
+        <w:t>As fear of famine grows in Ethiopia, war imperils relief</w:t>
+        <w:br/>
+        <w:t xml:space="preserve">     A21</w:t>
+        <w:br/>
+        <w:t xml:space="preserve"> </w:t>
+        <w:br/>
+        <w:t>An Indian Airlines plane crashed in the southern city of Bangalore, killing at least 89 people. The plane had been in use for less than two months.    A3</w:t>
+        <w:br/>
+        <w:t xml:space="preserve"> </w:t>
+        <w:br/>
+        <w:t>Official Islam proving gentler in Bangladesh    A17</w:t>
+        <w:br/>
+        <w:t xml:space="preserve"> </w:t>
+        <w:br/>
+        <w:t>China replaces leaders of domestic security force    A3</w:t>
+        <w:br/>
+        <w:t xml:space="preserve"> </w:t>
+        <w:br/>
+        <w:t>Japanese grumble before they vote    A11</w:t>
+        <w:br/>
+        <w:t xml:space="preserve"> </w:t>
+        <w:br/>
+        <w:t>Cheney begins Asian trip seen as a prelude to military cuts</w:t>
+        <w:br/>
+        <w:t xml:space="preserve">     A10</w:t>
+        <w:br/>
+        <w:t xml:space="preserve"> </w:t>
+        <w:br/>
+        <w:t>Perrier's recall becomes global after new finding    D1</w:t>
+        <w:br/>
+        <w:t xml:space="preserve"> </w:t>
+        <w:br/>
+        <w:t>Shattered East Beirut getting relief supplies    A8</w:t>
+        <w:br/>
+        <w:t xml:space="preserve"> </w:t>
+        <w:br/>
+        <w:t>Monument to '73 war: an Egyptian alamo?    A9</w:t>
+        <w:br/>
+        <w:t xml:space="preserve"> </w:t>
+        <w:br/>
+        <w:t>Mexico and Vatican move toward restoring ties    A16</w:t>
+        <w:br/>
+        <w:t xml:space="preserve"> </w:t>
+        <w:br/>
+        <w:t>Top Swedish party threatens to end coalition</w:t>
+        <w:br/>
+        <w:t xml:space="preserve">     A15</w:t>
+        <w:br/>
+        <w:t xml:space="preserve"> </w:t>
+        <w:br/>
+        <w:t>National    A22-29, B14-18</w:t>
+        <w:br/>
+        <w:t xml:space="preserve"> </w:t>
+        <w:br/>
+        <w:t>John Sununu's environmental stands concern some Republican officials as the environment becomes a more important issue for the party.    A1</w:t>
+        <w:br/>
+        <w:t xml:space="preserve"> </w:t>
+        <w:br/>
+        <w:t>California's primary date appears likely to be moved up to a date that would make California the first large state to vote in the 1992 Presidential primaries. Such a move would drastically reshape the way nominees are chosen.    A22</w:t>
+        <w:br/>
+        <w:t xml:space="preserve"> </w:t>
+        <w:br/>
+        <w:t>Reagan Iran-contra role may be clarified with his testimony</w:t>
+        <w:br/>
+        <w:t xml:space="preserve">     B14</w:t>
+        <w:br/>
+        <w:t xml:space="preserve"> </w:t>
+        <w:br/>
+        <w:t>Washington Talk: Moynihan idea befuddles Democrats</w:t>
+        <w:br/>
+        <w:t xml:space="preserve">     A22</w:t>
+        <w:br/>
+        <w:t xml:space="preserve"> </w:t>
+        <w:br/>
+        <w:t>Contraceptive research in the U.S. has fallen decades behind Europe, a panel of experts convened by the National Academy of Sciences said.    A1</w:t>
+        <w:br/>
+        <w:t xml:space="preserve"> </w:t>
+        <w:br/>
+        <w:t>Curbs on abortion for young gain in two states</w:t>
+        <w:br/>
+        <w:t xml:space="preserve">     B18</w:t>
+        <w:br/>
+        <w:t xml:space="preserve"> </w:t>
+        <w:br/>
+        <w:t>Women who work a second job are becoming as common as men. Many find that it is the only way to eke out a working-class life. The change can be seen in Harrisburg, Pa., with its diverse economy and unemployment near the national average.    A1</w:t>
+        <w:br/>
+        <w:t xml:space="preserve"> </w:t>
+        <w:br/>
+        <w:t>Drexel's bankruptcy filing, the largest in Wall Street history, has left a disparate collection of groups owed money, including Japanese banks and insurers and the Federal Government.    D1</w:t>
+        <w:br/>
+        <w:t xml:space="preserve"> </w:t>
+        <w:br/>
+        <w:t>The Rocky Flats Plant, the sole supplier of plutonium triggers for thermonuclear weapons, is facing intense pressure for a full public accounting of accidents and operations that have contaminated the Denver area with plutonium.    B15</w:t>
+        <w:br/>
+        <w:t xml:space="preserve"> </w:t>
+        <w:br/>
+        <w:t>High-risk strategy taking toll on insurer</w:t>
+        <w:br/>
+        <w:t xml:space="preserve">     D1</w:t>
+        <w:br/>
+        <w:t xml:space="preserve"> </w:t>
+        <w:br/>
+        <w:t>M.I.T. selects biologist on faculty as President</w:t>
+        <w:br/>
+        <w:t xml:space="preserve">     A22</w:t>
+        <w:br/>
+        <w:t xml:space="preserve"> </w:t>
+        <w:br/>
+        <w:t>Two satellites lofted to test laser defense plan</w:t>
+        <w:br/>
+        <w:t xml:space="preserve">     B16</w:t>
+        <w:br/>
+        <w:t xml:space="preserve"> </w:t>
+        <w:br/>
+        <w:t>Oil blown ashore in California, aiding cleanup</w:t>
+        <w:br/>
+        <w:t xml:space="preserve">     A24</w:t>
+        <w:br/>
+        <w:t xml:space="preserve"> </w:t>
+        <w:br/>
+        <w:t>Mate on Exxon Valdez says tanker was steered into reef</w:t>
+        <w:br/>
+        <w:t xml:space="preserve">     A25</w:t>
+        <w:br/>
+        <w:t xml:space="preserve"> </w:t>
+        <w:br/>
+        <w:t>Blacks found more susceptible to tuberculosis</w:t>
+        <w:br/>
+        <w:t xml:space="preserve">     A29</w:t>
+        <w:br/>
+        <w:t xml:space="preserve"> </w:t>
+        <w:br/>
+        <w:t>Regional    B1-13</w:t>
+        <w:br/>
+        <w:t xml:space="preserve"> </w:t>
+        <w:br/>
+        <w:t>A suit against six local union groups, union officials and reputed organized-crime figures was filed by the Government in a civil action to end what the authorities say is Mafia domination of the New York and New Jersey waterfronts.    A1</w:t>
+        <w:br/>
+        <w:t xml:space="preserve"> </w:t>
+        <w:br/>
+        <w:t>The focus of Trump vs. Trump, if and when it goes to court, could be four documents of about 35 pages apiece: the couple's pre-and postnuptial agreements.    B1</w:t>
+        <w:br/>
+        <w:t xml:space="preserve"> </w:t>
+        <w:br/>
+        <w:t>Covenant House officials provided a 26-year-old drifter with false identity papers at the behest of the Rev. Bruce Ritter, they said.    B1</w:t>
+        <w:br/>
+        <w:t xml:space="preserve"> </w:t>
+        <w:br/>
+        <w:t>Hynes, taking over Brooklyn job, takes on Holtzman</w:t>
+        <w:br/>
+        <w:t xml:space="preserve">     B1</w:t>
+        <w:br/>
+        <w:t xml:space="preserve"> </w:t>
+        <w:br/>
+        <w:t>35 charged in fraud case at child welfare agency</w:t>
+        <w:br/>
+        <w:t xml:space="preserve">     B3</w:t>
+        <w:br/>
+        <w:t xml:space="preserve"> </w:t>
+        <w:br/>
+        <w:t>Undercover inquiry at schools assailed by civil liberties chief</w:t>
+        <w:br/>
+        <w:t xml:space="preserve">     B3</w:t>
+        <w:br/>
+        <w:t xml:space="preserve"> </w:t>
+        <w:br/>
+        <w:t>Brooklyn man arrested in purse-snatch killing</w:t>
+        <w:br/>
+        <w:t xml:space="preserve">     B3</w:t>
+        <w:br/>
+        <w:t xml:space="preserve"> </w:t>
+        <w:br/>
+        <w:t>Doctor named in AIDS suit contradicts point of accuser</w:t>
+        <w:br/>
+        <w:t xml:space="preserve">     B2</w:t>
+        <w:br/>
+        <w:t xml:space="preserve"> </w:t>
+        <w:br/>
+        <w:t>F.A.A. inspector stands by criticism of airline in crash</w:t>
+        <w:br/>
+        <w:t xml:space="preserve">     B10</w:t>
+        <w:br/>
+        <w:t xml:space="preserve"> </w:t>
+        <w:br/>
+        <w:t>Many New Jersey Blue Cross users may face an insurance crisis when they receive their new bills. Last month Blue Cross received an average 24.6 percent rate increase for individual policyholders.    B1</w:t>
+        <w:br/>
+        <w:t xml:space="preserve"> </w:t>
+        <w:br/>
+        <w:t>Kean's transit plan is called mostly a figment</w:t>
+        <w:br/>
+        <w:t xml:space="preserve">     B2</w:t>
+        <w:br/>
+        <w:t xml:space="preserve"> </w:t>
+        <w:br/>
+        <w:t>Arrests are made in Connecticut in sinking of lobster boat</w:t>
+        <w:br/>
+        <w:t xml:space="preserve">     B5</w:t>
       </w:r>
     </w:p>
     <w:sectPr>

--- a/example_articles/states/Pennsylvania/1.states_Pennsylvania_New_York_Times.docx
+++ b/example_articles/states/Pennsylvania/1.states_Pennsylvania_New_York_Times.docx
@@ -7,7 +7,7 @@
         <w:pStyle w:val="Heading1"/>
       </w:pPr>
       <w:r>
-        <w:t>NEWS SUMMARY</w:t>
+        <w:t>Pennsylvania's Political Landscape</w:t>
       </w:r>
     </w:p>
     <w:p>
@@ -17,17 +17,17 @@
     </w:p>
     <w:p>
       <w:r>
-        <w:t>Date: 1990-02-15</w:t>
+        <w:t>Date: 2008-04-21</w:t>
       </w:r>
     </w:p>
     <w:p>
       <w:r>
-        <w:t>Section: Section A; Page 2, Column 5; Metropolitan Desk; Summary</w:t>
+        <w:t>Section: Section A; Column 0; National Desk; Pg. 18; THE 2008 CAMPAIGN: BY THE NUMBERS</w:t>
       </w:r>
     </w:p>
     <w:p>
       <w:r>
-        <w:t>Source file: NYT/43.DOCX</w:t>
+        <w:t>Source file: NYT/18.DOCX</w:t>
       </w:r>
     </w:p>
     <w:p>
@@ -49,263 +49,188 @@
     </w:p>
     <w:p>
       <w:r>
-        <w:t>International    A3-21</w:t>
+        <w:t>With its large working-class, Catholic and elderly populations, Pennsylvania is full of voters who have been among Senator Hillary Rodham Clinton's best</w:t>
+        <w:br/>
+        <w:t xml:space="preserve">  demographic groups. Senator Barack Obama has narrowed the gap in recent polls, mostly because of his appeal among voters in the populous</w:t>
+        <w:br/>
+        <w:t xml:space="preserve">  southeastern part of the state. A Franklin &amp; Marshall College poll, released last week, shows the gap between the eastern and western parts of the state.</w:t>
+        <w:br/>
+        <w:t xml:space="preserve">  Sources: The campaigns (travel); Campaign Media Analysis Group (ads); Census Bureau; Bureau of Labor Statistics; Dave Leip's Atlas of U.S. Presidential Elections</w:t>
+        <w:br/>
+        <w:t xml:space="preserve">  Where the Candidates Have Traveled</w:t>
+        <w:br/>
+        <w:t xml:space="preserve">  (Includes stops planned for Monday)</w:t>
+        <w:br/>
+        <w:t xml:space="preserve">  Mrs. Clinton Bill Clinton</w:t>
+        <w:br/>
+        <w:t xml:space="preserve">  Mr. Obama Michelle Obama</w:t>
+        <w:br/>
+        <w:t xml:space="preserve">  Northwest Pennsylvania</w:t>
+        <w:br/>
+        <w:t xml:space="preserve">  Mrs. Clinton leads 59</w:t>
+        <w:br/>
+        <w:t xml:space="preserve">  percent to 28 percent here in</w:t>
+        <w:br/>
+        <w:t xml:space="preserve">  the Franklin &amp; Marshall poll.</w:t>
+        <w:br/>
+        <w:t xml:space="preserve">  Western Pennsylvania, as a</w:t>
+        <w:br/>
+        <w:t xml:space="preserve">  whole, is older and more</w:t>
+        <w:br/>
+        <w:t xml:space="preserve">  conservative than the</w:t>
+        <w:br/>
+        <w:t xml:space="preserve">  eastern part of the state.</w:t>
+        <w:br/>
+        <w:t xml:space="preserve">  Only Erie County has voted</w:t>
+        <w:br/>
+        <w:t xml:space="preserve">  consistently Democratic in</w:t>
+        <w:br/>
+        <w:t xml:space="preserve">  recent elections.</w:t>
+        <w:br/>
+        <w:t xml:space="preserve">  Southwest Pennsylvania</w:t>
+        <w:br/>
+        <w:t xml:space="preserve">  Mrs. Clinton leads here 59</w:t>
+        <w:br/>
+        <w:t xml:space="preserve">  percent to 18 percent. Mr. Obama</w:t>
+        <w:br/>
+        <w:t xml:space="preserve">  may do well in Pittsburgh, but the</w:t>
+        <w:br/>
+        <w:t xml:space="preserve">  surrounding counties have many</w:t>
+        <w:br/>
+        <w:t xml:space="preserve">  Catholics and blue-collar</w:t>
+        <w:br/>
+        <w:t xml:space="preserve">  Reagan Democrats, both groups</w:t>
+        <w:br/>
+        <w:t xml:space="preserve">  that have favored Mrs. Clinton.</w:t>
+        <w:br/>
+        <w:t xml:space="preserve">  Bill Clinton won many of the</w:t>
+        <w:br/>
+        <w:t xml:space="preserve">  counties here in 1992 and 1996,</w:t>
+        <w:br/>
+        <w:t xml:space="preserve">  but Senator John Kerry did not</w:t>
+        <w:br/>
+        <w:t xml:space="preserve">  win as many in 2004.</w:t>
+        <w:br/>
+        <w:t xml:space="preserve">  Central Region</w:t>
+        <w:br/>
+        <w:t xml:space="preserve">  The largely rural center of the state</w:t>
+        <w:br/>
+        <w:t xml:space="preserve">  is also the most conservative.</w:t>
+        <w:br/>
+        <w:t xml:space="preserve">  Median income in the region</w:t>
+        <w:br/>
+        <w:t xml:space="preserve">  is the lowest in the state </w:t>
+        <w:br/>
+        <w:t xml:space="preserve">  while the unemployment rate</w:t>
+        <w:br/>
+        <w:t xml:space="preserve">  is very high in many areas.</w:t>
+        <w:br/>
+        <w:t xml:space="preserve">  Harrisburg-Lancaster Area</w:t>
+        <w:br/>
+        <w:t xml:space="preserve">  This region is among the fastest growing in the state</w:t>
+        <w:br/>
+        <w:t xml:space="preserve">  and has voted solidly</w:t>
+        <w:br/>
+        <w:t xml:space="preserve">  Republican in recent elections</w:t>
+        <w:br/>
+        <w:t xml:space="preserve">  (Mrs. Clinton has done better</w:t>
+        <w:br/>
+        <w:t xml:space="preserve">  so far in traditionally Republican</w:t>
+        <w:br/>
+        <w:t xml:space="preserve">  counties). But the growth in</w:t>
+        <w:br/>
+        <w:t xml:space="preserve">  population has led to an</w:t>
+        <w:br/>
+        <w:t xml:space="preserve">  increase in the number of</w:t>
+        <w:br/>
+        <w:t xml:space="preserve">  Democrats, especially near</w:t>
+        <w:br/>
+        <w:t xml:space="preserve">  Harrisburg, where a sizeable</w:t>
+        <w:br/>
+        <w:t xml:space="preserve">  share of the population is black.</w:t>
+        <w:br/>
+        <w:t xml:space="preserve">  Philadelphia and Its Suburbs</w:t>
+        <w:br/>
+        <w:t xml:space="preserve">  Mr. Obama holds double-digit leads</w:t>
+        <w:br/>
+        <w:t xml:space="preserve">  in the region. He is expected to carry</w:t>
+        <w:br/>
+        <w:t xml:space="preserve">  Philadelphia, where nearly half of the</w:t>
+        <w:br/>
+        <w:t xml:space="preserve">  population is black. But the</w:t>
+        <w:br/>
+        <w:t xml:space="preserve">  surrounding suburbs, with their</w:t>
+        <w:br/>
+        <w:t xml:space="preserve">  pockets of educated, affluent</w:t>
+        <w:br/>
+        <w:t xml:space="preserve">  whites alongside struggling</w:t>
+        <w:br/>
+        <w:t xml:space="preserve">  communities of blue-collar whites,</w:t>
+        <w:br/>
+        <w:t xml:space="preserve">  are expected to be a battleground.</w:t>
+        <w:br/>
+        <w:t xml:space="preserve">  Northeast Pennsylvania</w:t>
+        <w:br/>
+        <w:t xml:space="preserve">  The area is largely favorable to Mrs.</w:t>
+        <w:br/>
+        <w:t xml:space="preserve">  Clinton, whose father was from</w:t>
+        <w:br/>
+        <w:t xml:space="preserve">  Scranton. She is helped by the</w:t>
+        <w:br/>
+        <w:t xml:space="preserve">  abundant number of working-class</w:t>
+        <w:br/>
+        <w:t xml:space="preserve">  whites, as well as the growing</w:t>
+        <w:br/>
+        <w:t xml:space="preserve">  number of Hispanics, in the area.</w:t>
+        <w:br/>
+        <w:t xml:space="preserve">  Students from many colleges in the</w:t>
+        <w:br/>
+        <w:t xml:space="preserve">  Lehigh Valley may help Mr. Obama.</w:t>
+        <w:br/>
+        <w:t xml:space="preserve">  He also has the support of Senator</w:t>
+        <w:br/>
+        <w:t xml:space="preserve">  Bob Casey, whose family is also</w:t>
+        <w:br/>
+        <w:t xml:space="preserve">  based in Scranton. Many counties in</w:t>
+        <w:br/>
+        <w:t xml:space="preserve">  this swing region have voted</w:t>
+        <w:br/>
+        <w:t xml:space="preserve">  progressively more Democratic in</w:t>
+        <w:br/>
+        <w:t xml:space="preserve">  recent elections.</w:t>
+        <w:br/>
+        <w:br/>
+        <w:t>http://www.nytimes.com</w:t>
+        <w:br/>
+        <w:br/>
+        <w:t>Graphic</w:t>
+        <w:br/>
         <w:br/>
         <w:t xml:space="preserve"> </w:t>
         <w:br/>
-        <w:t>Bonn approved additional aid of $4.1 billion for East Germany, while leaders of both Germanys welcomed the agreement of the wartime Allies to join in shaping a united Germany.</w:t>
+        <w:t>MAPS: Central Region: The largely rural center of the state is also the most conservative.</w:t>
         <w:br/>
-        <w:t xml:space="preserve">     Page A1</w:t>
+        <w:t>Median income in the region is the lowest in the state</w:t>
         <w:br/>
-        <w:t xml:space="preserve"> </w:t>
+        <w:t>while the unemployment rate is very high in many areas. Maps details the following: MARGIN OF VICTORY, 2004</w:t>
         <w:br/>
-        <w:t>News analysis: Germany's stature once reunification takes place has become the focus of Western European governments who are bracing for a Germany rich and powerful enough to dominate European affairs.    A1</w:t>
+        <w:t>2005 MEDIAN INCOME</w:t>
         <w:br/>
-        <w:t xml:space="preserve"> </w:t>
+        <w:t>and UNEMPLOYMENT RATE, FEB. 2008.</w:t>
         <w:br/>
-        <w:t>United Germany urged to be in NATO    A18</w:t>
+        <w:t>Where the Candidates Have Traveled (Includes stops planned for Monday) This map details Number of pledged delegates in each Congressional district.</w:t>
         <w:br/>
-        <w:t xml:space="preserve"> </w:t>
+        <w:t>POPULATION CHANGE SINCE 2000</w:t>
         <w:br/>
-        <w:t>Moscow is reticent on Germanys    A18</w:t>
+        <w:t>and PERCENTAGE WHO ARE BLACK, 2006.(Sources: The campaigns (travel)</w:t>
         <w:br/>
-        <w:t xml:space="preserve"> </w:t>
+        <w:t>Campaign Media Analysis Group (ads)</w:t>
         <w:br/>
-        <w:t>News analysis: Moscow lays bare strategic weakness</w:t>
+        <w:t>Census Bureau</w:t>
         <w:br/>
-        <w:t xml:space="preserve">     A19</w:t>
+        <w:t>Bureau of Labor Statistics</w:t>
         <w:br/>
-        <w:t xml:space="preserve"> </w:t>
-        <w:br/>
-        <w:t>The Soviet Parliament's opening day of the new session featured speeches on the nation's social and economic crises. But lawmakers decided that they need more time to debate a request from President Gorbachev for stronger executive powers to deal with the crises.    A20</w:t>
-        <w:br/>
-        <w:t xml:space="preserve"> </w:t>
-        <w:br/>
-        <w:t>Angry politics in the Soviet heartland    A20</w:t>
-        <w:br/>
-        <w:t xml:space="preserve"> </w:t>
-        <w:br/>
-        <w:t>Albanian-Serb tension touches all in Kosovo    A20</w:t>
-        <w:br/>
-        <w:t xml:space="preserve"> </w:t>
-        <w:br/>
-        <w:t>Who is Z? Former student points to Berkely professor    A20</w:t>
-        <w:br/>
-        <w:t xml:space="preserve"> </w:t>
-        <w:br/>
-        <w:t>Prague leans toward symbolic in choice of ambassadors    A19</w:t>
-        <w:br/>
-        <w:t xml:space="preserve"> </w:t>
-        <w:br/>
-        <w:t>A large cocaine-processing complex was turned over to the Colombia Government by drug traffickers, apparently in an attempt to grab some of the spotlight that is being focused on President Bush's coming meeting on drugs.    A1</w:t>
-        <w:br/>
-        <w:t xml:space="preserve"> </w:t>
-        <w:br/>
-        <w:t>Nelson Mandela's public remarks have generally fallen short of the expectations of many whites, and some blacks, who had anticipated the kind of inspirational vision that distinguished Martin Luther King.    A21</w:t>
-        <w:br/>
-        <w:t xml:space="preserve"> </w:t>
-        <w:br/>
-        <w:t>Mandela's day: exercise and uproar    A21</w:t>
-        <w:br/>
-        <w:t xml:space="preserve"> </w:t>
-        <w:br/>
-        <w:t>As fear of famine grows in Ethiopia, war imperils relief</w:t>
-        <w:br/>
-        <w:t xml:space="preserve">     A21</w:t>
-        <w:br/>
-        <w:t xml:space="preserve"> </w:t>
-        <w:br/>
-        <w:t>An Indian Airlines plane crashed in the southern city of Bangalore, killing at least 89 people. The plane had been in use for less than two months.    A3</w:t>
-        <w:br/>
-        <w:t xml:space="preserve"> </w:t>
-        <w:br/>
-        <w:t>Official Islam proving gentler in Bangladesh    A17</w:t>
-        <w:br/>
-        <w:t xml:space="preserve"> </w:t>
-        <w:br/>
-        <w:t>China replaces leaders of domestic security force    A3</w:t>
-        <w:br/>
-        <w:t xml:space="preserve"> </w:t>
-        <w:br/>
-        <w:t>Japanese grumble before they vote    A11</w:t>
-        <w:br/>
-        <w:t xml:space="preserve"> </w:t>
-        <w:br/>
-        <w:t>Cheney begins Asian trip seen as a prelude to military cuts</w:t>
-        <w:br/>
-        <w:t xml:space="preserve">     A10</w:t>
-        <w:br/>
-        <w:t xml:space="preserve"> </w:t>
-        <w:br/>
-        <w:t>Perrier's recall becomes global after new finding    D1</w:t>
-        <w:br/>
-        <w:t xml:space="preserve"> </w:t>
-        <w:br/>
-        <w:t>Shattered East Beirut getting relief supplies    A8</w:t>
-        <w:br/>
-        <w:t xml:space="preserve"> </w:t>
-        <w:br/>
-        <w:t>Monument to '73 war: an Egyptian alamo?    A9</w:t>
-        <w:br/>
-        <w:t xml:space="preserve"> </w:t>
-        <w:br/>
-        <w:t>Mexico and Vatican move toward restoring ties    A16</w:t>
-        <w:br/>
-        <w:t xml:space="preserve"> </w:t>
-        <w:br/>
-        <w:t>Top Swedish party threatens to end coalition</w:t>
-        <w:br/>
-        <w:t xml:space="preserve">     A15</w:t>
-        <w:br/>
-        <w:t xml:space="preserve"> </w:t>
-        <w:br/>
-        <w:t>National    A22-29, B14-18</w:t>
-        <w:br/>
-        <w:t xml:space="preserve"> </w:t>
-        <w:br/>
-        <w:t>John Sununu's environmental stands concern some Republican officials as the environment becomes a more important issue for the party.    A1</w:t>
-        <w:br/>
-        <w:t xml:space="preserve"> </w:t>
-        <w:br/>
-        <w:t>California's primary date appears likely to be moved up to a date that would make California the first large state to vote in the 1992 Presidential primaries. Such a move would drastically reshape the way nominees are chosen.    A22</w:t>
-        <w:br/>
-        <w:t xml:space="preserve"> </w:t>
-        <w:br/>
-        <w:t>Reagan Iran-contra role may be clarified with his testimony</w:t>
-        <w:br/>
-        <w:t xml:space="preserve">     B14</w:t>
-        <w:br/>
-        <w:t xml:space="preserve"> </w:t>
-        <w:br/>
-        <w:t>Washington Talk: Moynihan idea befuddles Democrats</w:t>
-        <w:br/>
-        <w:t xml:space="preserve">     A22</w:t>
-        <w:br/>
-        <w:t xml:space="preserve"> </w:t>
-        <w:br/>
-        <w:t>Contraceptive research in the U.S. has fallen decades behind Europe, a panel of experts convened by the National Academy of Sciences said.    A1</w:t>
-        <w:br/>
-        <w:t xml:space="preserve"> </w:t>
-        <w:br/>
-        <w:t>Curbs on abortion for young gain in two states</w:t>
-        <w:br/>
-        <w:t xml:space="preserve">     B18</w:t>
-        <w:br/>
-        <w:t xml:space="preserve"> </w:t>
-        <w:br/>
-        <w:t>Women who work a second job are becoming as common as men. Many find that it is the only way to eke out a working-class life. The change can be seen in Harrisburg, Pa., with its diverse economy and unemployment near the national average.    A1</w:t>
-        <w:br/>
-        <w:t xml:space="preserve"> </w:t>
-        <w:br/>
-        <w:t>Drexel's bankruptcy filing, the largest in Wall Street history, has left a disparate collection of groups owed money, including Japanese banks and insurers and the Federal Government.    D1</w:t>
-        <w:br/>
-        <w:t xml:space="preserve"> </w:t>
-        <w:br/>
-        <w:t>The Rocky Flats Plant, the sole supplier of plutonium triggers for thermonuclear weapons, is facing intense pressure for a full public accounting of accidents and operations that have contaminated the Denver area with plutonium.    B15</w:t>
-        <w:br/>
-        <w:t xml:space="preserve"> </w:t>
-        <w:br/>
-        <w:t>High-risk strategy taking toll on insurer</w:t>
-        <w:br/>
-        <w:t xml:space="preserve">     D1</w:t>
-        <w:br/>
-        <w:t xml:space="preserve"> </w:t>
-        <w:br/>
-        <w:t>M.I.T. selects biologist on faculty as President</w:t>
-        <w:br/>
-        <w:t xml:space="preserve">     A22</w:t>
-        <w:br/>
-        <w:t xml:space="preserve"> </w:t>
-        <w:br/>
-        <w:t>Two satellites lofted to test laser defense plan</w:t>
-        <w:br/>
-        <w:t xml:space="preserve">     B16</w:t>
-        <w:br/>
-        <w:t xml:space="preserve"> </w:t>
-        <w:br/>
-        <w:t>Oil blown ashore in California, aiding cleanup</w:t>
-        <w:br/>
-        <w:t xml:space="preserve">     A24</w:t>
-        <w:br/>
-        <w:t xml:space="preserve"> </w:t>
-        <w:br/>
-        <w:t>Mate on Exxon Valdez says tanker was steered into reef</w:t>
-        <w:br/>
-        <w:t xml:space="preserve">     A25</w:t>
-        <w:br/>
-        <w:t xml:space="preserve"> </w:t>
-        <w:br/>
-        <w:t>Blacks found more susceptible to tuberculosis</w:t>
-        <w:br/>
-        <w:t xml:space="preserve">     A29</w:t>
-        <w:br/>
-        <w:t xml:space="preserve"> </w:t>
-        <w:br/>
-        <w:t>Regional    B1-13</w:t>
-        <w:br/>
-        <w:t xml:space="preserve"> </w:t>
-        <w:br/>
-        <w:t>A suit against six local union groups, union officials and reputed organized-crime figures was filed by the Government in a civil action to end what the authorities say is Mafia domination of the New York and New Jersey waterfronts.    A1</w:t>
-        <w:br/>
-        <w:t xml:space="preserve"> </w:t>
-        <w:br/>
-        <w:t>The focus of Trump vs. Trump, if and when it goes to court, could be four documents of about 35 pages apiece: the couple's pre-and postnuptial agreements.    B1</w:t>
-        <w:br/>
-        <w:t xml:space="preserve"> </w:t>
-        <w:br/>
-        <w:t>Covenant House officials provided a 26-year-old drifter with false identity papers at the behest of the Rev. Bruce Ritter, they said.    B1</w:t>
-        <w:br/>
-        <w:t xml:space="preserve"> </w:t>
-        <w:br/>
-        <w:t>Hynes, taking over Brooklyn job, takes on Holtzman</w:t>
-        <w:br/>
-        <w:t xml:space="preserve">     B1</w:t>
-        <w:br/>
-        <w:t xml:space="preserve"> </w:t>
-        <w:br/>
-        <w:t>35 charged in fraud case at child welfare agency</w:t>
-        <w:br/>
-        <w:t xml:space="preserve">     B3</w:t>
-        <w:br/>
-        <w:t xml:space="preserve"> </w:t>
-        <w:br/>
-        <w:t>Undercover inquiry at schools assailed by civil liberties chief</w:t>
-        <w:br/>
-        <w:t xml:space="preserve">     B3</w:t>
-        <w:br/>
-        <w:t xml:space="preserve"> </w:t>
-        <w:br/>
-        <w:t>Brooklyn man arrested in purse-snatch killing</w:t>
-        <w:br/>
-        <w:t xml:space="preserve">     B3</w:t>
-        <w:br/>
-        <w:t xml:space="preserve"> </w:t>
-        <w:br/>
-        <w:t>Doctor named in AIDS suit contradicts point of accuser</w:t>
-        <w:br/>
-        <w:t xml:space="preserve">     B2</w:t>
-        <w:br/>
-        <w:t xml:space="preserve"> </w:t>
-        <w:br/>
-        <w:t>F.A.A. inspector stands by criticism of airline in crash</w:t>
-        <w:br/>
-        <w:t xml:space="preserve">     B10</w:t>
-        <w:br/>
-        <w:t xml:space="preserve"> </w:t>
-        <w:br/>
-        <w:t>Many New Jersey Blue Cross users may face an insurance crisis when they receive their new bills. Last month Blue Cross received an average 24.6 percent rate increase for individual policyholders.    B1</w:t>
-        <w:br/>
-        <w:t xml:space="preserve"> </w:t>
-        <w:br/>
-        <w:t>Kean's transit plan is called mostly a figment</w:t>
-        <w:br/>
-        <w:t xml:space="preserve">     B2</w:t>
-        <w:br/>
-        <w:t xml:space="preserve"> </w:t>
-        <w:br/>
-        <w:t>Arrests are made in Connecticut in sinking of lobster boat</w:t>
-        <w:br/>
-        <w:t xml:space="preserve">     B5</w:t>
+        <w:t xml:space="preserve"> Dave Leip's Atlas of U.S. Presidential Elections)</w:t>
       </w:r>
     </w:p>
     <w:sectPr>
